--- a/CNTT1_NMCNTT_Session06_Ex01.docx
+++ b/CNTT1_NMCNTT_Session06_Ex01.docx
@@ -4,15 +4,15 @@
   <w:body>
     <w:p>
       <w:pPr>
-        <w:spacing w:before="280" w:after="80" w:line="240" w:lineRule="auto"/>
-        <w:outlineLvl w:val="2"/>
+        <w:spacing w:before="360" w:after="80" w:line="240" w:lineRule="auto"/>
+        <w:outlineLvl w:val="1"/>
         <w:rPr>
           <w:rFonts w:ascii="Times New Roman" w:eastAsia="Times New Roman" w:hAnsi="Times New Roman" w:cs="Times New Roman"/>
           <w:b/>
           <w:bCs/>
           <w:kern w:val="0"/>
-          <w:sz w:val="27"/>
-          <w:szCs w:val="27"/>
+          <w:sz w:val="36"/>
+          <w:szCs w:val="36"/>
           <w14:ligatures w14:val="none"/>
         </w:rPr>
       </w:pPr>
@@ -23,8 +23,8 @@
           <w:bCs/>
           <w:color w:val="000000"/>
           <w:kern w:val="0"/>
-          <w:sz w:val="46"/>
-          <w:szCs w:val="46"/>
+          <w:sz w:val="52"/>
+          <w:szCs w:val="52"/>
           <w14:ligatures w14:val="none"/>
         </w:rPr>
         <w:t>Phần 1: Phân tích</w:t>
@@ -32,34 +32,90 @@
     </w:p>
     <w:p>
       <w:pPr>
-        <w:spacing w:before="240" w:after="40" w:line="240" w:lineRule="auto"/>
-        <w:outlineLvl w:val="3"/>
+        <w:spacing w:before="280" w:after="80" w:line="240" w:lineRule="auto"/>
+        <w:outlineLvl w:val="2"/>
         <w:rPr>
           <w:rFonts w:ascii="Times New Roman" w:eastAsia="Times New Roman" w:hAnsi="Times New Roman" w:cs="Times New Roman"/>
           <w:b/>
           <w:bCs/>
           <w:kern w:val="0"/>
-          <w14:ligatures w14:val="none"/>
-        </w:rPr>
-      </w:pPr>
-      <w:r>
-        <w:rPr>
-          <w:rFonts w:ascii="Arial" w:eastAsia="Times New Roman" w:hAnsi="Arial" w:cs="Arial"/>
-          <w:color w:val="000000"/>
-          <w:kern w:val="0"/>
-          <w:sz w:val="30"/>
-          <w:szCs w:val="30"/>
-          <w14:ligatures w14:val="none"/>
-        </w:rPr>
-        <w:t xml:space="preserve">1. Tại sao lệnh </w:t>
+          <w:sz w:val="27"/>
+          <w:szCs w:val="27"/>
+          <w14:ligatures w14:val="none"/>
+        </w:rPr>
+      </w:pPr>
+      <w:r>
+        <w:rPr>
+          <w:rFonts w:ascii="Arial" w:eastAsia="Times New Roman" w:hAnsi="Arial" w:cs="Arial"/>
+          <w:b/>
+          <w:bCs/>
+          <w:color w:val="000000"/>
+          <w:kern w:val="0"/>
+          <w:sz w:val="32"/>
+          <w:szCs w:val="32"/>
+          <w14:ligatures w14:val="none"/>
+        </w:rPr>
+        <w:t>1. Tại sao máy tính bị "Not Responding" khi mở tệp 800MB bằng Notepad?</w:t>
+      </w:r>
+    </w:p>
+    <w:p>
+      <w:pPr>
+        <w:spacing w:before="240" w:after="240" w:line="240" w:lineRule="auto"/>
+        <w:ind w:left="720"/>
+        <w:rPr>
+          <w:rFonts w:ascii="Times New Roman" w:eastAsia="Times New Roman" w:hAnsi="Times New Roman" w:cs="Times New Roman"/>
+          <w:kern w:val="0"/>
+          <w14:ligatures w14:val="none"/>
+        </w:rPr>
+      </w:pPr>
+      <w:r>
+        <w:rPr>
+          <w:rFonts w:ascii="Arial" w:eastAsia="Times New Roman" w:hAnsi="Arial" w:cs="Arial"/>
+          <w:color w:val="000000"/>
+          <w:kern w:val="0"/>
+          <w:sz w:val="28"/>
+          <w:szCs w:val="28"/>
+          <w14:ligatures w14:val="none"/>
+        </w:rPr>
+        <w:t>Tràn bộ nhớ và Quá tải CPU: Với một tệp log nặng tới 800MB, khi được nạp toàn bộ vào RAM, nó sẽ chiếm dụng một lượng tài nguyên rất lớn. </w:t>
+      </w:r>
+    </w:p>
+    <w:p>
+      <w:pPr>
+        <w:spacing w:before="280" w:after="80" w:line="240" w:lineRule="auto"/>
+        <w:outlineLvl w:val="2"/>
+        <w:rPr>
+          <w:rFonts w:ascii="Times New Roman" w:eastAsia="Times New Roman" w:hAnsi="Times New Roman" w:cs="Times New Roman"/>
+          <w:b/>
+          <w:bCs/>
+          <w:kern w:val="0"/>
+          <w:sz w:val="27"/>
+          <w:szCs w:val="27"/>
+          <w14:ligatures w14:val="none"/>
+        </w:rPr>
+      </w:pPr>
+      <w:r>
+        <w:rPr>
+          <w:rFonts w:ascii="Arial" w:eastAsia="Times New Roman" w:hAnsi="Arial" w:cs="Arial"/>
+          <w:b/>
+          <w:bCs/>
+          <w:color w:val="000000"/>
+          <w:kern w:val="0"/>
+          <w:sz w:val="32"/>
+          <w:szCs w:val="32"/>
+          <w14:ligatures w14:val="none"/>
+        </w:rPr>
+        <w:t xml:space="preserve">2. Tại sao lệnh </w:t>
       </w:r>
       <w:r>
         <w:rPr>
           <w:rFonts w:ascii="Roboto Mono" w:eastAsia="Times New Roman" w:hAnsi="Roboto Mono" w:cs="Times New Roman"/>
-          <w:color w:val="000000"/>
-          <w:kern w:val="0"/>
-          <w:sz w:val="30"/>
-          <w:szCs w:val="30"/>
+          <w:b/>
+          <w:bCs/>
+          <w:color w:val="000000"/>
+          <w:kern w:val="0"/>
+          <w:sz w:val="32"/>
+          <w:szCs w:val="32"/>
           <w14:ligatures w14:val="none"/>
         </w:rPr>
         <w:t>cat</w:t>
@@ -67,13 +123,286 @@
       <w:r>
         <w:rPr>
           <w:rFonts w:ascii="Arial" w:eastAsia="Times New Roman" w:hAnsi="Arial" w:cs="Arial"/>
-          <w:color w:val="000000"/>
-          <w:kern w:val="0"/>
-          <w:sz w:val="30"/>
-          <w:szCs w:val="30"/>
-          <w14:ligatures w14:val="none"/>
-        </w:rPr>
-        <w:t xml:space="preserve"> hiển thị quá nhiều dữ liệu?</w:t>
+          <w:b/>
+          <w:bCs/>
+          <w:color w:val="000000"/>
+          <w:kern w:val="0"/>
+          <w:sz w:val="32"/>
+          <w:szCs w:val="32"/>
+          <w14:ligatures w14:val="none"/>
+        </w:rPr>
+        <w:t xml:space="preserve"> bị lỗi trong môi trường CMD ?</w:t>
+      </w:r>
+    </w:p>
+    <w:p>
+      <w:pPr>
+        <w:spacing w:before="240" w:after="240" w:line="240" w:lineRule="auto"/>
+        <w:ind w:left="720"/>
+        <w:rPr>
+          <w:rFonts w:ascii="Times New Roman" w:eastAsia="Times New Roman" w:hAnsi="Times New Roman" w:cs="Times New Roman"/>
+          <w:kern w:val="0"/>
+          <w14:ligatures w14:val="none"/>
+        </w:rPr>
+      </w:pPr>
+      <w:r>
+        <w:rPr>
+          <w:rFonts w:ascii="Arial" w:eastAsia="Times New Roman" w:hAnsi="Arial" w:cs="Arial"/>
+          <w:color w:val="000000"/>
+          <w:kern w:val="0"/>
+          <w:sz w:val="28"/>
+          <w:szCs w:val="28"/>
+          <w14:ligatures w14:val="none"/>
+        </w:rPr>
+        <w:t xml:space="preserve">CMD không có lệnh hoặc alias nào tên là </w:t>
+      </w:r>
+      <w:r>
+        <w:rPr>
+          <w:rFonts w:ascii="Roboto Mono" w:eastAsia="Times New Roman" w:hAnsi="Roboto Mono" w:cs="Times New Roman"/>
+          <w:color w:val="000000"/>
+          <w:kern w:val="0"/>
+          <w:sz w:val="28"/>
+          <w:szCs w:val="28"/>
+          <w14:ligatures w14:val="none"/>
+        </w:rPr>
+        <w:t>cat</w:t>
+      </w:r>
+      <w:r>
+        <w:rPr>
+          <w:rFonts w:ascii="Arial" w:eastAsia="Times New Roman" w:hAnsi="Arial" w:cs="Arial"/>
+          <w:color w:val="000000"/>
+          <w:kern w:val="0"/>
+          <w:sz w:val="28"/>
+          <w:szCs w:val="28"/>
+          <w14:ligatures w14:val="none"/>
+        </w:rPr>
+        <w:t xml:space="preserve"> . Khi gõ </w:t>
+      </w:r>
+      <w:r>
+        <w:rPr>
+          <w:rFonts w:ascii="Roboto Mono" w:eastAsia="Times New Roman" w:hAnsi="Roboto Mono" w:cs="Times New Roman"/>
+          <w:color w:val="000000"/>
+          <w:kern w:val="0"/>
+          <w:sz w:val="28"/>
+          <w:szCs w:val="28"/>
+          <w14:ligatures w14:val="none"/>
+        </w:rPr>
+        <w:t>cat</w:t>
+      </w:r>
+      <w:r>
+        <w:rPr>
+          <w:rFonts w:ascii="Arial" w:eastAsia="Times New Roman" w:hAnsi="Arial" w:cs="Arial"/>
+          <w:color w:val="000000"/>
+          <w:kern w:val="0"/>
+          <w:sz w:val="28"/>
+          <w:szCs w:val="28"/>
+          <w14:ligatures w14:val="none"/>
+        </w:rPr>
+        <w:t>, CMD không nhận diện được và báo lỗi </w:t>
+      </w:r>
+    </w:p>
+    <w:p>
+      <w:pPr>
+        <w:spacing w:before="240" w:after="240" w:line="240" w:lineRule="auto"/>
+        <w:rPr>
+          <w:rFonts w:ascii="Times New Roman" w:eastAsia="Times New Roman" w:hAnsi="Times New Roman" w:cs="Times New Roman"/>
+          <w:kern w:val="0"/>
+          <w14:ligatures w14:val="none"/>
+        </w:rPr>
+      </w:pPr>
+      <w:r>
+        <w:rPr>
+          <w:rFonts w:ascii="Arial" w:eastAsia="Times New Roman" w:hAnsi="Arial" w:cs="Arial"/>
+          <w:b/>
+          <w:bCs/>
+          <w:color w:val="000000"/>
+          <w:kern w:val="0"/>
+          <w:sz w:val="32"/>
+          <w:szCs w:val="32"/>
+          <w14:ligatures w14:val="none"/>
+        </w:rPr>
+        <w:t xml:space="preserve">Tại sao lệnh </w:t>
+      </w:r>
+      <w:r>
+        <w:rPr>
+          <w:rFonts w:ascii="Roboto Mono" w:eastAsia="Times New Roman" w:hAnsi="Roboto Mono" w:cs="Times New Roman"/>
+          <w:b/>
+          <w:bCs/>
+          <w:color w:val="000000"/>
+          <w:kern w:val="0"/>
+          <w:sz w:val="32"/>
+          <w:szCs w:val="32"/>
+          <w14:ligatures w14:val="none"/>
+        </w:rPr>
+        <w:t>cat</w:t>
+      </w:r>
+      <w:r>
+        <w:rPr>
+          <w:rFonts w:ascii="Arial" w:eastAsia="Times New Roman" w:hAnsi="Arial" w:cs="Arial"/>
+          <w:b/>
+          <w:bCs/>
+          <w:color w:val="000000"/>
+          <w:kern w:val="0"/>
+          <w:sz w:val="32"/>
+          <w:szCs w:val="32"/>
+          <w14:ligatures w14:val="none"/>
+        </w:rPr>
+        <w:t xml:space="preserve"> lại hoạt động trong PowerShell?</w:t>
+      </w:r>
+    </w:p>
+    <w:p>
+      <w:pPr>
+        <w:spacing w:before="240" w:after="240" w:line="240" w:lineRule="auto"/>
+        <w:ind w:left="720"/>
+        <w:rPr>
+          <w:rFonts w:ascii="Times New Roman" w:eastAsia="Times New Roman" w:hAnsi="Times New Roman" w:cs="Times New Roman"/>
+          <w:kern w:val="0"/>
+          <w14:ligatures w14:val="none"/>
+        </w:rPr>
+      </w:pPr>
+      <w:r>
+        <w:rPr>
+          <w:rFonts w:ascii="Arial" w:eastAsia="Times New Roman" w:hAnsi="Arial" w:cs="Arial"/>
+          <w:color w:val="000000"/>
+          <w:kern w:val="0"/>
+          <w:sz w:val="28"/>
+          <w:szCs w:val="28"/>
+          <w14:ligatures w14:val="none"/>
+        </w:rPr>
+        <w:t>C</w:t>
+      </w:r>
+      <w:r>
+        <w:rPr>
+          <w:rFonts w:ascii="Roboto Mono" w:eastAsia="Times New Roman" w:hAnsi="Roboto Mono" w:cs="Times New Roman"/>
+          <w:color w:val="000000"/>
+          <w:kern w:val="0"/>
+          <w:sz w:val="28"/>
+          <w:szCs w:val="28"/>
+          <w14:ligatures w14:val="none"/>
+        </w:rPr>
+        <w:t>at</w:t>
+      </w:r>
+      <w:r>
+        <w:rPr>
+          <w:rFonts w:ascii="Arial" w:eastAsia="Times New Roman" w:hAnsi="Arial" w:cs="Arial"/>
+          <w:color w:val="000000"/>
+          <w:kern w:val="0"/>
+          <w:sz w:val="28"/>
+          <w:szCs w:val="28"/>
+          <w14:ligatures w14:val="none"/>
+        </w:rPr>
+        <w:t xml:space="preserve"> trong PowerShell thực chất chỉ là một alias được định nghĩa sẵn của lệnh </w:t>
+      </w:r>
+      <w:r>
+        <w:rPr>
+          <w:rFonts w:ascii="Roboto Mono" w:eastAsia="Times New Roman" w:hAnsi="Roboto Mono" w:cs="Times New Roman"/>
+          <w:color w:val="000000"/>
+          <w:kern w:val="0"/>
+          <w:sz w:val="28"/>
+          <w:szCs w:val="28"/>
+          <w14:ligatures w14:val="none"/>
+        </w:rPr>
+        <w:t>Get-Content</w:t>
+      </w:r>
+      <w:r>
+        <w:rPr>
+          <w:rFonts w:ascii="Arial" w:eastAsia="Times New Roman" w:hAnsi="Arial" w:cs="Arial"/>
+          <w:color w:val="000000"/>
+          <w:kern w:val="0"/>
+          <w:sz w:val="28"/>
+          <w:szCs w:val="28"/>
+          <w14:ligatures w14:val="none"/>
+        </w:rPr>
+        <w:t xml:space="preserve">. Khi gõ </w:t>
+      </w:r>
+      <w:r>
+        <w:rPr>
+          <w:rFonts w:ascii="Roboto Mono" w:eastAsia="Times New Roman" w:hAnsi="Roboto Mono" w:cs="Times New Roman"/>
+          <w:color w:val="000000"/>
+          <w:kern w:val="0"/>
+          <w:sz w:val="28"/>
+          <w:szCs w:val="28"/>
+          <w14:ligatures w14:val="none"/>
+        </w:rPr>
+        <w:t>cat</w:t>
+      </w:r>
+      <w:r>
+        <w:rPr>
+          <w:rFonts w:ascii="Arial" w:eastAsia="Times New Roman" w:hAnsi="Arial" w:cs="Arial"/>
+          <w:color w:val="000000"/>
+          <w:kern w:val="0"/>
+          <w:sz w:val="28"/>
+          <w:szCs w:val="28"/>
+          <w14:ligatures w14:val="none"/>
+        </w:rPr>
+        <w:t xml:space="preserve">, PowerShell sẽ tự động dịch và thực thi lệnh </w:t>
+      </w:r>
+      <w:r>
+        <w:rPr>
+          <w:rFonts w:ascii="Roboto Mono" w:eastAsia="Times New Roman" w:hAnsi="Roboto Mono" w:cs="Times New Roman"/>
+          <w:color w:val="000000"/>
+          <w:kern w:val="0"/>
+          <w:sz w:val="28"/>
+          <w:szCs w:val="28"/>
+          <w14:ligatures w14:val="none"/>
+        </w:rPr>
+        <w:t>Get-Content</w:t>
+      </w:r>
+      <w:r>
+        <w:rPr>
+          <w:rFonts w:ascii="Arial" w:eastAsia="Times New Roman" w:hAnsi="Arial" w:cs="Arial"/>
+          <w:color w:val="000000"/>
+          <w:kern w:val="0"/>
+          <w:sz w:val="28"/>
+          <w:szCs w:val="28"/>
+          <w14:ligatures w14:val="none"/>
+        </w:rPr>
+        <w:t xml:space="preserve"> tương đương.</w:t>
+      </w:r>
+    </w:p>
+    <w:p>
+      <w:pPr>
+        <w:spacing w:before="360" w:after="80" w:line="240" w:lineRule="auto"/>
+        <w:outlineLvl w:val="1"/>
+        <w:rPr>
+          <w:rFonts w:ascii="Times New Roman" w:eastAsia="Times New Roman" w:hAnsi="Times New Roman" w:cs="Times New Roman"/>
+          <w:b/>
+          <w:bCs/>
+          <w:kern w:val="0"/>
+          <w:sz w:val="36"/>
+          <w:szCs w:val="36"/>
+          <w14:ligatures w14:val="none"/>
+        </w:rPr>
+      </w:pPr>
+      <w:r>
+        <w:rPr>
+          <w:rFonts w:ascii="Arial" w:eastAsia="Times New Roman" w:hAnsi="Arial" w:cs="Arial"/>
+          <w:b/>
+          <w:bCs/>
+          <w:color w:val="000000"/>
+          <w:kern w:val="0"/>
+          <w:sz w:val="52"/>
+          <w:szCs w:val="52"/>
+          <w14:ligatures w14:val="none"/>
+        </w:rPr>
+        <w:t>Phần 2: Bộ lệnh chuẩn trên PowerShell để xử lý tệp log</w:t>
+      </w:r>
+    </w:p>
+    <w:p>
+      <w:pPr>
+        <w:spacing w:after="0" w:line="240" w:lineRule="auto"/>
+        <w:rPr>
+          <w:rFonts w:ascii="Times New Roman" w:eastAsia="Times New Roman" w:hAnsi="Times New Roman" w:cs="Times New Roman"/>
+          <w:kern w:val="0"/>
+          <w14:ligatures w14:val="none"/>
+        </w:rPr>
+      </w:pPr>
+      <w:r>
+        <w:rPr>
+          <w:rFonts w:ascii="Times New Roman" w:eastAsia="Times New Roman" w:hAnsi="Times New Roman" w:cs="Times New Roman"/>
+          <w:kern w:val="0"/>
+          <w14:ligatures w14:val="none"/>
+        </w:rPr>
+        <w:br/>
       </w:r>
     </w:p>
     <w:p>
@@ -86,102 +415,48 @@
         <w:textAlignment w:val="baseline"/>
         <w:rPr>
           <w:rFonts w:ascii="Arial" w:eastAsia="Times New Roman" w:hAnsi="Arial" w:cs="Arial"/>
-          <w:color w:val="000000"/>
-          <w:kern w:val="0"/>
-          <w:sz w:val="30"/>
-          <w:szCs w:val="30"/>
-          <w14:ligatures w14:val="none"/>
-        </w:rPr>
-      </w:pPr>
-      <w:r>
-        <w:rPr>
-          <w:rFonts w:ascii="Roboto Mono" w:eastAsia="Times New Roman" w:hAnsi="Roboto Mono" w:cs="Arial"/>
-          <w:color w:val="000000"/>
-          <w:kern w:val="0"/>
-          <w:sz w:val="30"/>
-          <w:szCs w:val="30"/>
-          <w14:ligatures w14:val="none"/>
-        </w:rPr>
-        <w:t>cat</w:t>
-      </w:r>
-      <w:r>
-        <w:rPr>
-          <w:rFonts w:ascii="Arial" w:eastAsia="Times New Roman" w:hAnsi="Arial" w:cs="Arial"/>
-          <w:color w:val="000000"/>
-          <w:kern w:val="0"/>
-          <w:sz w:val="30"/>
-          <w:szCs w:val="30"/>
-          <w14:ligatures w14:val="none"/>
-        </w:rPr>
-        <w:t xml:space="preserve"> là một alias của lệnh </w:t>
-      </w:r>
-      <w:r>
-        <w:rPr>
-          <w:rFonts w:ascii="Roboto Mono" w:eastAsia="Times New Roman" w:hAnsi="Roboto Mono" w:cs="Arial"/>
-          <w:color w:val="000000"/>
-          <w:kern w:val="0"/>
-          <w:sz w:val="30"/>
-          <w:szCs w:val="30"/>
-          <w14:ligatures w14:val="none"/>
-        </w:rPr>
-        <w:t>Get-Content</w:t>
-      </w:r>
-      <w:r>
-        <w:rPr>
-          <w:rFonts w:ascii="Arial" w:eastAsia="Times New Roman" w:hAnsi="Arial" w:cs="Arial"/>
-          <w:color w:val="000000"/>
-          <w:kern w:val="0"/>
-          <w:sz w:val="30"/>
-          <w:szCs w:val="30"/>
-          <w14:ligatures w14:val="none"/>
-        </w:rPr>
-        <w:t xml:space="preserve">. Khi bạn gõ </w:t>
-      </w:r>
-      <w:r>
-        <w:rPr>
-          <w:rFonts w:ascii="Roboto Mono" w:eastAsia="Times New Roman" w:hAnsi="Roboto Mono" w:cs="Arial"/>
-          <w:color w:val="000000"/>
-          <w:kern w:val="0"/>
-          <w:sz w:val="30"/>
-          <w:szCs w:val="30"/>
-          <w14:ligatures w14:val="none"/>
-        </w:rPr>
-        <w:t>catserver_log_500MB.log</w:t>
-      </w:r>
-      <w:r>
-        <w:rPr>
-          <w:rFonts w:ascii="Arial" w:eastAsia="Times New Roman" w:hAnsi="Arial" w:cs="Arial"/>
-          <w:color w:val="000000"/>
-          <w:kern w:val="0"/>
-          <w:sz w:val="30"/>
-          <w:szCs w:val="30"/>
-          <w14:ligatures w14:val="none"/>
-        </w:rPr>
-        <w:t>, PowerShell sẽ đọc toàn bộ dung lượng của file (500MB) rồi in toàn bộ các dòng đó ra màn hình Terminal cùng một lúc mà không có cơ chế dừng hay phân trang </w:t>
+          <w:b/>
+          <w:bCs/>
+          <w:color w:val="000000"/>
+          <w:kern w:val="0"/>
+          <w:sz w:val="28"/>
+          <w:szCs w:val="28"/>
+          <w14:ligatures w14:val="none"/>
+        </w:rPr>
+      </w:pPr>
+      <w:r>
+        <w:rPr>
+          <w:rFonts w:ascii="Arial" w:eastAsia="Times New Roman" w:hAnsi="Arial" w:cs="Arial"/>
+          <w:b/>
+          <w:bCs/>
+          <w:color w:val="000000"/>
+          <w:kern w:val="0"/>
+          <w:sz w:val="28"/>
+          <w:szCs w:val="28"/>
+          <w14:ligatures w14:val="none"/>
+        </w:rPr>
+        <w:t>Xem toàn bộ nội dung tệp </w:t>
       </w:r>
     </w:p>
     <w:p>
       <w:pPr>
-        <w:spacing w:before="240" w:after="40" w:line="240" w:lineRule="auto"/>
-        <w:outlineLvl w:val="3"/>
+        <w:spacing w:before="240" w:after="240" w:line="240" w:lineRule="auto"/>
         <w:rPr>
           <w:rFonts w:ascii="Times New Roman" w:eastAsia="Times New Roman" w:hAnsi="Times New Roman" w:cs="Times New Roman"/>
-          <w:b/>
-          <w:bCs/>
-          <w:kern w:val="0"/>
-          <w14:ligatures w14:val="none"/>
-        </w:rPr>
-      </w:pPr>
-      <w:r>
-        <w:rPr>
-          <w:rFonts w:ascii="Arial" w:eastAsia="Times New Roman" w:hAnsi="Arial" w:cs="Arial"/>
-          <w:color w:val="000000"/>
-          <w:kern w:val="0"/>
-          <w:sz w:val="30"/>
-          <w:szCs w:val="30"/>
-          <w14:ligatures w14:val="none"/>
-        </w:rPr>
-        <w:t>2. Tại sao không nên mở file log dung lượng lớn (500MB) bằng Notepad?</w:t>
+          <w:kern w:val="0"/>
+          <w14:ligatures w14:val="none"/>
+        </w:rPr>
+      </w:pPr>
+      <w:r>
+        <w:rPr>
+          <w:rFonts w:ascii="Arial" w:eastAsia="Times New Roman" w:hAnsi="Arial" w:cs="Arial"/>
+          <w:color w:val="000000"/>
+          <w:kern w:val="0"/>
+          <w:sz w:val="28"/>
+          <w:szCs w:val="28"/>
+          <w14:ligatures w14:val="none"/>
+        </w:rPr>
+        <w:t>                     Get-Content server_log_800MB.log -Wait</w:t>
       </w:r>
     </w:p>
     <w:p>
@@ -190,195 +465,53 @@
           <w:ilvl w:val="0"/>
           <w:numId w:val="2"/>
         </w:numPr>
-        <w:spacing w:before="240" w:after="0" w:line="240" w:lineRule="auto"/>
+        <w:spacing w:before="240" w:after="240" w:line="240" w:lineRule="auto"/>
         <w:textAlignment w:val="baseline"/>
         <w:rPr>
           <w:rFonts w:ascii="Arial" w:eastAsia="Times New Roman" w:hAnsi="Arial" w:cs="Arial"/>
-          <w:color w:val="000000"/>
-          <w:kern w:val="0"/>
-          <w:sz w:val="30"/>
-          <w:szCs w:val="30"/>
-          <w14:ligatures w14:val="none"/>
-        </w:rPr>
-      </w:pPr>
-      <w:r>
-        <w:rPr>
-          <w:rFonts w:ascii="Arial" w:eastAsia="Times New Roman" w:hAnsi="Arial" w:cs="Arial"/>
-          <w:color w:val="000000"/>
-          <w:kern w:val="0"/>
-          <w:sz w:val="30"/>
-          <w:szCs w:val="30"/>
-          <w14:ligatures w14:val="none"/>
-        </w:rPr>
-        <w:t>Với một file nặng tới 500MB, lượng RAM máy tính cần tiêu tốn để đọc và lưu trữ cấu trúc file có thể vượt quá dung lượng RAM trống hoặc gây áp lực cực lớn lên bộ nhớ.</w:t>
+          <w:b/>
+          <w:bCs/>
+          <w:color w:val="000000"/>
+          <w:kern w:val="0"/>
+          <w:sz w:val="28"/>
+          <w:szCs w:val="28"/>
+          <w14:ligatures w14:val="none"/>
+        </w:rPr>
+      </w:pPr>
+      <w:r>
+        <w:rPr>
+          <w:rFonts w:ascii="Arial" w:eastAsia="Times New Roman" w:hAnsi="Arial" w:cs="Arial"/>
+          <w:b/>
+          <w:bCs/>
+          <w:color w:val="000000"/>
+          <w:kern w:val="0"/>
+          <w:sz w:val="28"/>
+          <w:szCs w:val="28"/>
+          <w14:ligatures w14:val="none"/>
+        </w:rPr>
+        <w:t>Chỉ xem 10 dòng cuối cùng để kiểm tra lỗi mới nhất:</w:t>
       </w:r>
     </w:p>
     <w:p>
       <w:pPr>
-        <w:numPr>
-          <w:ilvl w:val="0"/>
-          <w:numId w:val="2"/>
-        </w:numPr>
-        <w:spacing w:after="240" w:line="240" w:lineRule="auto"/>
-        <w:textAlignment w:val="baseline"/>
-        <w:rPr>
-          <w:rFonts w:ascii="Arial" w:eastAsia="Times New Roman" w:hAnsi="Arial" w:cs="Arial"/>
-          <w:color w:val="000000"/>
-          <w:kern w:val="0"/>
-          <w:sz w:val="30"/>
-          <w:szCs w:val="30"/>
-          <w14:ligatures w14:val="none"/>
-        </w:rPr>
-      </w:pPr>
-      <w:r>
-        <w:rPr>
-          <w:rFonts w:ascii="Arial" w:eastAsia="Times New Roman" w:hAnsi="Arial" w:cs="Arial"/>
-          <w:color w:val="000000"/>
-          <w:kern w:val="0"/>
-          <w:sz w:val="30"/>
-          <w:szCs w:val="30"/>
-          <w14:ligatures w14:val="none"/>
-        </w:rPr>
-        <w:t>Windows sẽ không phản hồi kịp, dẫn đến việc ứng dụng bị treo hoàn toàn thậm chí có thể khiến cả hệ điều hành bị giật lag nghiêm trọng. </w:t>
-      </w:r>
-    </w:p>
-    <w:p>
-      <w:pPr>
-        <w:spacing w:before="280" w:after="80" w:line="240" w:lineRule="auto"/>
-        <w:outlineLvl w:val="2"/>
+        <w:spacing w:after="0" w:line="240" w:lineRule="auto"/>
         <w:rPr>
           <w:rFonts w:ascii="Times New Roman" w:eastAsia="Times New Roman" w:hAnsi="Times New Roman" w:cs="Times New Roman"/>
-          <w:b/>
-          <w:bCs/>
-          <w:kern w:val="0"/>
-          <w:sz w:val="27"/>
-          <w:szCs w:val="27"/>
-          <w14:ligatures w14:val="none"/>
-        </w:rPr>
-      </w:pPr>
-      <w:r>
-        <w:rPr>
-          <w:rFonts w:ascii="Arial" w:eastAsia="Times New Roman" w:hAnsi="Arial" w:cs="Arial"/>
-          <w:b/>
-          <w:bCs/>
-          <w:color w:val="000000"/>
-          <w:kern w:val="0"/>
-          <w:sz w:val="46"/>
-          <w:szCs w:val="46"/>
-          <w14:ligatures w14:val="none"/>
-        </w:rPr>
-        <w:t>Phần 2: Hoàn thiện</w:t>
-      </w:r>
-    </w:p>
-    <w:p>
-      <w:pPr>
-        <w:spacing w:before="240" w:after="40" w:line="240" w:lineRule="auto"/>
-        <w:outlineLvl w:val="3"/>
-        <w:rPr>
-          <w:rFonts w:ascii="Times New Roman" w:eastAsia="Times New Roman" w:hAnsi="Times New Roman" w:cs="Times New Roman"/>
-          <w:b/>
-          <w:bCs/>
-          <w:kern w:val="0"/>
-          <w14:ligatures w14:val="none"/>
-        </w:rPr>
-      </w:pPr>
-      <w:r>
-        <w:rPr>
-          <w:rFonts w:ascii="Arial" w:eastAsia="Times New Roman" w:hAnsi="Arial" w:cs="Arial"/>
-          <w:color w:val="000000"/>
-          <w:kern w:val="0"/>
-          <w:sz w:val="30"/>
-          <w:szCs w:val="30"/>
-          <w14:ligatures w14:val="none"/>
-        </w:rPr>
-        <w:t>1. Lệnh PowerShell để xem toàn bộ file theo từng trang (từng màn hình một):</w:t>
-      </w:r>
-    </w:p>
-    <w:p>
-      <w:pPr>
-        <w:spacing w:before="240" w:after="240" w:line="240" w:lineRule="auto"/>
-        <w:rPr>
-          <w:rFonts w:ascii="Times New Roman" w:eastAsia="Times New Roman" w:hAnsi="Times New Roman" w:cs="Times New Roman"/>
-          <w:kern w:val="0"/>
-          <w14:ligatures w14:val="none"/>
-        </w:rPr>
-      </w:pPr>
-      <w:r>
-        <w:rPr>
-          <w:rFonts w:ascii="Arial" w:eastAsia="Times New Roman" w:hAnsi="Arial" w:cs="Arial"/>
-          <w:color w:val="000000"/>
-          <w:kern w:val="0"/>
-          <w:sz w:val="30"/>
-          <w:szCs w:val="30"/>
-          <w14:ligatures w14:val="none"/>
-        </w:rPr>
-        <w:t>Get-Content server_log_500MB.log | more</w:t>
-      </w:r>
-    </w:p>
-    <w:p>
-      <w:pPr>
-        <w:spacing w:after="0" w:line="240" w:lineRule="auto"/>
-        <w:rPr>
-          <w:rFonts w:ascii="Times New Roman" w:eastAsia="Times New Roman" w:hAnsi="Times New Roman" w:cs="Times New Roman"/>
-          <w:kern w:val="0"/>
-          <w14:ligatures w14:val="none"/>
-        </w:rPr>
-      </w:pPr>
-    </w:p>
-    <w:p>
-      <w:pPr>
-        <w:spacing w:before="240" w:after="40" w:line="240" w:lineRule="auto"/>
-        <w:outlineLvl w:val="3"/>
-        <w:rPr>
-          <w:rFonts w:ascii="Times New Roman" w:eastAsia="Times New Roman" w:hAnsi="Times New Roman" w:cs="Times New Roman"/>
-          <w:b/>
-          <w:bCs/>
-          <w:kern w:val="0"/>
-          <w14:ligatures w14:val="none"/>
-        </w:rPr>
-      </w:pPr>
-      <w:r>
-        <w:rPr>
-          <w:rFonts w:ascii="Arial" w:eastAsia="Times New Roman" w:hAnsi="Arial" w:cs="Arial"/>
-          <w:color w:val="000000"/>
-          <w:kern w:val="0"/>
-          <w:sz w:val="30"/>
-          <w:szCs w:val="30"/>
-          <w14:ligatures w14:val="none"/>
-        </w:rPr>
-        <w:t>2. Lệnh PowerShell để chỉ xem 10 dòng cuối cùng nhằm tìm lỗi mới nhất:</w:t>
-      </w:r>
-    </w:p>
-    <w:p>
-      <w:pPr>
-        <w:spacing w:before="240" w:after="240" w:line="240" w:lineRule="auto"/>
-        <w:rPr>
-          <w:rFonts w:ascii="Times New Roman" w:eastAsia="Times New Roman" w:hAnsi="Times New Roman" w:cs="Times New Roman"/>
-          <w:kern w:val="0"/>
-          <w14:ligatures w14:val="none"/>
-        </w:rPr>
-      </w:pPr>
-      <w:r>
-        <w:rPr>
-          <w:rFonts w:ascii="Arial" w:eastAsia="Times New Roman" w:hAnsi="Arial" w:cs="Arial"/>
-          <w:color w:val="000000"/>
-          <w:kern w:val="0"/>
-          <w:sz w:val="30"/>
-          <w:szCs w:val="30"/>
-          <w14:ligatures w14:val="none"/>
-        </w:rPr>
-        <w:t>Get-Content server_log_500MB.log -Tail 10</w:t>
-      </w:r>
-    </w:p>
-    <w:p>
-      <w:pPr>
-        <w:spacing w:after="240" w:line="240" w:lineRule="auto"/>
-        <w:rPr>
-          <w:rFonts w:ascii="Times New Roman" w:eastAsia="Times New Roman" w:hAnsi="Times New Roman" w:cs="Times New Roman"/>
-          <w:kern w:val="0"/>
-          <w14:ligatures w14:val="none"/>
-        </w:rPr>
-      </w:pPr>
+          <w:kern w:val="0"/>
+          <w14:ligatures w14:val="none"/>
+        </w:rPr>
+      </w:pPr>
+      <w:r>
+        <w:rPr>
+          <w:rFonts w:ascii="Arial" w:eastAsia="Times New Roman" w:hAnsi="Arial" w:cs="Arial"/>
+          <w:color w:val="000000"/>
+          <w:kern w:val="0"/>
+          <w:sz w:val="28"/>
+          <w:szCs w:val="28"/>
+          <w14:ligatures w14:val="none"/>
+        </w:rPr>
+        <w:t>                     Get-Content server_log_800MB.log -Tail 10</w:t>
+      </w:r>
     </w:p>
     <w:p>
       <w:pPr>
@@ -393,8 +526,9 @@
     <w:p/>
     <w:sectPr>
       <w:pgSz w:w="12240" w:h="15840"/>
-      <w:pgMar w:top="1440" w:right="1440" w:bottom="1440" w:left="1440" w:header="720" w:footer="720" w:gutter="0"/>
-      <w:cols w:space="720"/>
+      <w:pgMar w:top="1440" w:right="1440" w:bottom="1440" w:left="1440" w:header="708" w:footer="708" w:gutter="0"/>
+      <w:cols w:space="708"/>
+      <w:docGrid w:linePitch="360"/>
     </w:sectPr>
   </w:body>
 </w:document>
@@ -403,13 +537,13 @@
 <file path=word/numbering.xml><?xml version="1.0" encoding="utf-8"?>
 <w:numbering xmlns:wpc="http://schemas.microsoft.com/office/word/2010/wordprocessingCanvas" xmlns:cx="http://schemas.microsoft.com/office/drawing/2014/chartex" xmlns:cx1="http://schemas.microsoft.com/office/drawing/2015/9/8/chartex" xmlns:cx2="http://schemas.microsoft.com/office/drawing/2015/10/21/chartex" xmlns:cx3="http://schemas.microsoft.com/office/drawing/2016/5/9/chartex" xmlns:cx4="http://schemas.microsoft.com/office/drawing/2016/5/10/chartex" xmlns:cx5="http://schemas.microsoft.com/office/drawing/2016/5/11/chartex" xmlns:cx6="http://schemas.microsoft.com/office/drawing/2016/5/12/chartex" xmlns:cx7="http://schemas.microsoft.com/office/drawing/2016/5/13/chartex" xmlns:cx8="http://schemas.microsoft.com/office/drawing/2016/5/14/chartex" xmlns:mc="http://schemas.openxmlformats.org/markup-compatibility/2006" xmlns:m="http://schemas.openxmlformats.org/officeDocument/2006/math" xmlns:aink="http://schemas.microsoft.com/office/drawing/2016/ink" xmlns:am3d="http://schemas.microsoft.com/office/drawing/2017/model3d" xmlns:oel="http://schemas.microsoft.com/office/2019/extlst" xmlns:r="http://schemas.openxmlformats.org/officeDocument/2006/relationships" xmlns:wp14="http://schemas.microsoft.com/office/word/2010/wordprocessingDrawing" xmlns:wp="http://schemas.openxmlformats.org/drawingml/2006/wordprocessingDrawing" xmlns:wpg="http://schemas.microsoft.com/office/word/2010/wordprocessingGroup" xmlns:wpi="http://schemas.microsoft.com/office/word/2010/wordprocessingInk" xmlns:wps="http://schemas.microsoft.com/office/word/2010/wordprocessingShape" xmlns:o="urn:schemas-microsoft-com:office:office" xmlns:v="urn:schemas-microsoft-com:vml" xmlns:w10="urn:schemas-microsoft-com:office:word" xmlns:w="http://schemas.openxmlformats.org/wordprocessingml/2006/main" xmlns:w14="http://schemas.microsoft.com/office/word/2010/wordml" xmlns:w15="http://schemas.microsoft.com/office/word/2012/wordml" xmlns:w16cei="http://schemas.microsoft.com/office/word/2026/wordml/cei" xmlns:w16cex="http://schemas.microsoft.com/office/word/2018/wordml/cex" xmlns:w16cid="http://schemas.microsoft.com/office/word/2016/wordml/cid" xmlns:w16="http://schemas.microsoft.com/office/word/2018/wordml" xmlns:w16sdtdh="http://schemas.microsoft.com/office/word/2020/wordml/sdtdatahash" xmlns:w16sdtfl="http://schemas.microsoft.com/office/word/2024/wordml/sdtformatlock" xmlns:w16se="http://schemas.microsoft.com/office/word/2015/wordml/symex" xmlns:w16du="http://schemas.microsoft.com/office/word/2023/wordml/word16du" xmlns:wne="http://schemas.microsoft.com/office/word/2006/wordml" mc:Ignorable="w14 w15 w16se w16cid w16 w16cex w16sdtdh w16sdtfl w16du wp14">
   <w:abstractNum w:abstractNumId="0" w15:restartNumberingAfterBreak="0">
-    <w:nsid w:val="32274990"/>
+    <w:nsid w:val="0EA46B42"/>
     <w:multiLevelType w:val="multilevel"/>
-    <w:tmpl w:val="D7BCD312"/>
+    <w:tmpl w:val="39409E90"/>
     <w:lvl w:ilvl="0">
       <w:start w:val="1"/>
-      <w:numFmt w:val="bullet"/>
-      <w:lvlText w:val=""/>
+      <w:numFmt w:val="decimal"/>
+      <w:lvlText w:val="%1."/>
       <w:lvlJc w:val="left"/>
       <w:pPr>
         <w:tabs>
@@ -417,15 +551,11 @@
         </w:tabs>
         <w:ind w:left="720" w:hanging="360"/>
       </w:pPr>
-      <w:rPr>
-        <w:rFonts w:ascii="Symbol" w:hAnsi="Symbol" w:hint="default"/>
-        <w:sz w:val="20"/>
-      </w:rPr>
     </w:lvl>
     <w:lvl w:ilvl="1" w:tentative="1">
       <w:start w:val="1"/>
-      <w:numFmt w:val="bullet"/>
-      <w:lvlText w:val="o"/>
+      <w:numFmt w:val="decimal"/>
+      <w:lvlText w:val="%2."/>
       <w:lvlJc w:val="left"/>
       <w:pPr>
         <w:tabs>
@@ -433,15 +563,11 @@
         </w:tabs>
         <w:ind w:left="1440" w:hanging="360"/>
       </w:pPr>
-      <w:rPr>
-        <w:rFonts w:ascii="Courier New" w:hAnsi="Courier New" w:hint="default"/>
-        <w:sz w:val="20"/>
-      </w:rPr>
     </w:lvl>
     <w:lvl w:ilvl="2" w:tentative="1">
       <w:start w:val="1"/>
-      <w:numFmt w:val="bullet"/>
-      <w:lvlText w:val=""/>
+      <w:numFmt w:val="decimal"/>
+      <w:lvlText w:val="%3."/>
       <w:lvlJc w:val="left"/>
       <w:pPr>
         <w:tabs>
@@ -449,15 +575,11 @@
         </w:tabs>
         <w:ind w:left="2160" w:hanging="360"/>
       </w:pPr>
-      <w:rPr>
-        <w:rFonts w:ascii="Wingdings" w:hAnsi="Wingdings" w:hint="default"/>
-        <w:sz w:val="20"/>
-      </w:rPr>
     </w:lvl>
     <w:lvl w:ilvl="3" w:tentative="1">
       <w:start w:val="1"/>
-      <w:numFmt w:val="bullet"/>
-      <w:lvlText w:val=""/>
+      <w:numFmt w:val="decimal"/>
+      <w:lvlText w:val="%4."/>
       <w:lvlJc w:val="left"/>
       <w:pPr>
         <w:tabs>
@@ -465,15 +587,11 @@
         </w:tabs>
         <w:ind w:left="2880" w:hanging="360"/>
       </w:pPr>
-      <w:rPr>
-        <w:rFonts w:ascii="Wingdings" w:hAnsi="Wingdings" w:hint="default"/>
-        <w:sz w:val="20"/>
-      </w:rPr>
     </w:lvl>
     <w:lvl w:ilvl="4" w:tentative="1">
       <w:start w:val="1"/>
-      <w:numFmt w:val="bullet"/>
-      <w:lvlText w:val=""/>
+      <w:numFmt w:val="decimal"/>
+      <w:lvlText w:val="%5."/>
       <w:lvlJc w:val="left"/>
       <w:pPr>
         <w:tabs>
@@ -481,15 +599,11 @@
         </w:tabs>
         <w:ind w:left="3600" w:hanging="360"/>
       </w:pPr>
-      <w:rPr>
-        <w:rFonts w:ascii="Wingdings" w:hAnsi="Wingdings" w:hint="default"/>
-        <w:sz w:val="20"/>
-      </w:rPr>
     </w:lvl>
     <w:lvl w:ilvl="5" w:tentative="1">
       <w:start w:val="1"/>
-      <w:numFmt w:val="bullet"/>
-      <w:lvlText w:val=""/>
+      <w:numFmt w:val="decimal"/>
+      <w:lvlText w:val="%6."/>
       <w:lvlJc w:val="left"/>
       <w:pPr>
         <w:tabs>
@@ -497,15 +611,11 @@
         </w:tabs>
         <w:ind w:left="4320" w:hanging="360"/>
       </w:pPr>
-      <w:rPr>
-        <w:rFonts w:ascii="Wingdings" w:hAnsi="Wingdings" w:hint="default"/>
-        <w:sz w:val="20"/>
-      </w:rPr>
     </w:lvl>
     <w:lvl w:ilvl="6" w:tentative="1">
       <w:start w:val="1"/>
-      <w:numFmt w:val="bullet"/>
-      <w:lvlText w:val=""/>
+      <w:numFmt w:val="decimal"/>
+      <w:lvlText w:val="%7."/>
       <w:lvlJc w:val="left"/>
       <w:pPr>
         <w:tabs>
@@ -513,15 +623,11 @@
         </w:tabs>
         <w:ind w:left="5040" w:hanging="360"/>
       </w:pPr>
-      <w:rPr>
-        <w:rFonts w:ascii="Wingdings" w:hAnsi="Wingdings" w:hint="default"/>
-        <w:sz w:val="20"/>
-      </w:rPr>
     </w:lvl>
     <w:lvl w:ilvl="7" w:tentative="1">
       <w:start w:val="1"/>
-      <w:numFmt w:val="bullet"/>
-      <w:lvlText w:val=""/>
+      <w:numFmt w:val="decimal"/>
+      <w:lvlText w:val="%8."/>
       <w:lvlJc w:val="left"/>
       <w:pPr>
         <w:tabs>
@@ -529,15 +635,11 @@
         </w:tabs>
         <w:ind w:left="5760" w:hanging="360"/>
       </w:pPr>
-      <w:rPr>
-        <w:rFonts w:ascii="Wingdings" w:hAnsi="Wingdings" w:hint="default"/>
-        <w:sz w:val="20"/>
-      </w:rPr>
     </w:lvl>
     <w:lvl w:ilvl="8" w:tentative="1">
       <w:start w:val="1"/>
-      <w:numFmt w:val="bullet"/>
-      <w:lvlText w:val=""/>
+      <w:numFmt w:val="decimal"/>
+      <w:lvlText w:val="%9."/>
       <w:lvlJc w:val="left"/>
       <w:pPr>
         <w:tabs>
@@ -545,20 +647,16 @@
         </w:tabs>
         <w:ind w:left="6480" w:hanging="360"/>
       </w:pPr>
-      <w:rPr>
-        <w:rFonts w:ascii="Wingdings" w:hAnsi="Wingdings" w:hint="default"/>
-        <w:sz w:val="20"/>
-      </w:rPr>
     </w:lvl>
   </w:abstractNum>
   <w:abstractNum w:abstractNumId="1" w15:restartNumberingAfterBreak="0">
-    <w:nsid w:val="4DF46206"/>
+    <w:nsid w:val="458B1F95"/>
     <w:multiLevelType w:val="multilevel"/>
-    <w:tmpl w:val="97FAC692"/>
+    <w:tmpl w:val="A21A6DB0"/>
     <w:lvl w:ilvl="0">
-      <w:start w:val="1"/>
-      <w:numFmt w:val="bullet"/>
-      <w:lvlText w:val=""/>
+      <w:start w:val="2"/>
+      <w:numFmt w:val="decimal"/>
+      <w:lvlText w:val="%1."/>
       <w:lvlJc w:val="left"/>
       <w:pPr>
         <w:tabs>
@@ -566,15 +664,11 @@
         </w:tabs>
         <w:ind w:left="720" w:hanging="360"/>
       </w:pPr>
-      <w:rPr>
-        <w:rFonts w:ascii="Symbol" w:hAnsi="Symbol" w:hint="default"/>
-        <w:sz w:val="20"/>
-      </w:rPr>
     </w:lvl>
     <w:lvl w:ilvl="1" w:tentative="1">
       <w:start w:val="1"/>
-      <w:numFmt w:val="bullet"/>
-      <w:lvlText w:val="o"/>
+      <w:numFmt w:val="decimal"/>
+      <w:lvlText w:val="%2."/>
       <w:lvlJc w:val="left"/>
       <w:pPr>
         <w:tabs>
@@ -582,15 +676,11 @@
         </w:tabs>
         <w:ind w:left="1440" w:hanging="360"/>
       </w:pPr>
-      <w:rPr>
-        <w:rFonts w:ascii="Courier New" w:hAnsi="Courier New" w:hint="default"/>
-        <w:sz w:val="20"/>
-      </w:rPr>
     </w:lvl>
     <w:lvl w:ilvl="2" w:tentative="1">
       <w:start w:val="1"/>
-      <w:numFmt w:val="bullet"/>
-      <w:lvlText w:val=""/>
+      <w:numFmt w:val="decimal"/>
+      <w:lvlText w:val="%3."/>
       <w:lvlJc w:val="left"/>
       <w:pPr>
         <w:tabs>
@@ -598,15 +688,11 @@
         </w:tabs>
         <w:ind w:left="2160" w:hanging="360"/>
       </w:pPr>
-      <w:rPr>
-        <w:rFonts w:ascii="Wingdings" w:hAnsi="Wingdings" w:hint="default"/>
-        <w:sz w:val="20"/>
-      </w:rPr>
     </w:lvl>
     <w:lvl w:ilvl="3" w:tentative="1">
       <w:start w:val="1"/>
-      <w:numFmt w:val="bullet"/>
-      <w:lvlText w:val=""/>
+      <w:numFmt w:val="decimal"/>
+      <w:lvlText w:val="%4."/>
       <w:lvlJc w:val="left"/>
       <w:pPr>
         <w:tabs>
@@ -614,15 +700,11 @@
         </w:tabs>
         <w:ind w:left="2880" w:hanging="360"/>
       </w:pPr>
-      <w:rPr>
-        <w:rFonts w:ascii="Wingdings" w:hAnsi="Wingdings" w:hint="default"/>
-        <w:sz w:val="20"/>
-      </w:rPr>
     </w:lvl>
     <w:lvl w:ilvl="4" w:tentative="1">
       <w:start w:val="1"/>
-      <w:numFmt w:val="bullet"/>
-      <w:lvlText w:val=""/>
+      <w:numFmt w:val="decimal"/>
+      <w:lvlText w:val="%5."/>
       <w:lvlJc w:val="left"/>
       <w:pPr>
         <w:tabs>
@@ -630,15 +712,11 @@
         </w:tabs>
         <w:ind w:left="3600" w:hanging="360"/>
       </w:pPr>
-      <w:rPr>
-        <w:rFonts w:ascii="Wingdings" w:hAnsi="Wingdings" w:hint="default"/>
-        <w:sz w:val="20"/>
-      </w:rPr>
     </w:lvl>
     <w:lvl w:ilvl="5" w:tentative="1">
       <w:start w:val="1"/>
-      <w:numFmt w:val="bullet"/>
-      <w:lvlText w:val=""/>
+      <w:numFmt w:val="decimal"/>
+      <w:lvlText w:val="%6."/>
       <w:lvlJc w:val="left"/>
       <w:pPr>
         <w:tabs>
@@ -646,15 +724,11 @@
         </w:tabs>
         <w:ind w:left="4320" w:hanging="360"/>
       </w:pPr>
-      <w:rPr>
-        <w:rFonts w:ascii="Wingdings" w:hAnsi="Wingdings" w:hint="default"/>
-        <w:sz w:val="20"/>
-      </w:rPr>
     </w:lvl>
     <w:lvl w:ilvl="6" w:tentative="1">
       <w:start w:val="1"/>
-      <w:numFmt w:val="bullet"/>
-      <w:lvlText w:val=""/>
+      <w:numFmt w:val="decimal"/>
+      <w:lvlText w:val="%7."/>
       <w:lvlJc w:val="left"/>
       <w:pPr>
         <w:tabs>
@@ -662,15 +736,11 @@
         </w:tabs>
         <w:ind w:left="5040" w:hanging="360"/>
       </w:pPr>
-      <w:rPr>
-        <w:rFonts w:ascii="Wingdings" w:hAnsi="Wingdings" w:hint="default"/>
-        <w:sz w:val="20"/>
-      </w:rPr>
     </w:lvl>
     <w:lvl w:ilvl="7" w:tentative="1">
       <w:start w:val="1"/>
-      <w:numFmt w:val="bullet"/>
-      <w:lvlText w:val=""/>
+      <w:numFmt w:val="decimal"/>
+      <w:lvlText w:val="%8."/>
       <w:lvlJc w:val="left"/>
       <w:pPr>
         <w:tabs>
@@ -678,15 +748,11 @@
         </w:tabs>
         <w:ind w:left="5760" w:hanging="360"/>
       </w:pPr>
-      <w:rPr>
-        <w:rFonts w:ascii="Wingdings" w:hAnsi="Wingdings" w:hint="default"/>
-        <w:sz w:val="20"/>
-      </w:rPr>
     </w:lvl>
     <w:lvl w:ilvl="8" w:tentative="1">
       <w:start w:val="1"/>
-      <w:numFmt w:val="bullet"/>
-      <w:lvlText w:val=""/>
+      <w:numFmt w:val="decimal"/>
+      <w:lvlText w:val="%9."/>
       <w:lvlJc w:val="left"/>
       <w:pPr>
         <w:tabs>
@@ -694,17 +760,20 @@
         </w:tabs>
         <w:ind w:left="6480" w:hanging="360"/>
       </w:pPr>
-      <w:rPr>
-        <w:rFonts w:ascii="Wingdings" w:hAnsi="Wingdings" w:hint="default"/>
-        <w:sz w:val="20"/>
-      </w:rPr>
     </w:lvl>
   </w:abstractNum>
-  <w:num w:numId="1" w16cid:durableId="818572860">
+  <w:num w:numId="1" w16cid:durableId="1063872126">
+    <w:abstractNumId w:val="0"/>
+  </w:num>
+  <w:num w:numId="2" w16cid:durableId="939796954">
     <w:abstractNumId w:val="1"/>
-  </w:num>
-  <w:num w:numId="2" w16cid:durableId="1940527660">
-    <w:abstractNumId w:val="0"/>
+    <w:lvlOverride w:ilvl="0">
+      <w:lvl w:ilvl="0">
+        <w:numFmt w:val="decimal"/>
+        <w:lvlText w:val="%1."/>
+        <w:lvlJc w:val="left"/>
+      </w:lvl>
+    </w:lvlOverride>
   </w:num>
 </w:numbering>
 </file>
@@ -1117,7 +1186,7 @@
     <w:link w:val="Heading1Char"/>
     <w:uiPriority w:val="9"/>
     <w:qFormat/>
-    <w:rsid w:val="0012577B"/>
+    <w:rsid w:val="004C00A9"/>
     <w:pPr>
       <w:keepNext/>
       <w:keepLines/>
@@ -1137,10 +1206,9 @@
     <w:next w:val="Normal"/>
     <w:link w:val="Heading2Char"/>
     <w:uiPriority w:val="9"/>
-    <w:semiHidden/>
     <w:unhideWhenUsed/>
     <w:qFormat/>
-    <w:rsid w:val="0012577B"/>
+    <w:rsid w:val="004C00A9"/>
     <w:pPr>
       <w:keepNext/>
       <w:keepLines/>
@@ -1162,7 +1230,7 @@
     <w:uiPriority w:val="9"/>
     <w:unhideWhenUsed/>
     <w:qFormat/>
-    <w:rsid w:val="0012577B"/>
+    <w:rsid w:val="004C00A9"/>
     <w:pPr>
       <w:keepNext/>
       <w:keepLines/>
@@ -1182,9 +1250,10 @@
     <w:next w:val="Normal"/>
     <w:link w:val="Heading4Char"/>
     <w:uiPriority w:val="9"/>
+    <w:semiHidden/>
     <w:unhideWhenUsed/>
     <w:qFormat/>
-    <w:rsid w:val="0012577B"/>
+    <w:rsid w:val="004C00A9"/>
     <w:pPr>
       <w:keepNext/>
       <w:keepLines/>
@@ -1207,7 +1276,7 @@
     <w:semiHidden/>
     <w:unhideWhenUsed/>
     <w:qFormat/>
-    <w:rsid w:val="0012577B"/>
+    <w:rsid w:val="004C00A9"/>
     <w:pPr>
       <w:keepNext/>
       <w:keepLines/>
@@ -1228,7 +1297,7 @@
     <w:semiHidden/>
     <w:unhideWhenUsed/>
     <w:qFormat/>
-    <w:rsid w:val="0012577B"/>
+    <w:rsid w:val="004C00A9"/>
     <w:pPr>
       <w:keepNext/>
       <w:keepLines/>
@@ -1251,7 +1320,7 @@
     <w:semiHidden/>
     <w:unhideWhenUsed/>
     <w:qFormat/>
-    <w:rsid w:val="0012577B"/>
+    <w:rsid w:val="004C00A9"/>
     <w:pPr>
       <w:keepNext/>
       <w:keepLines/>
@@ -1272,7 +1341,7 @@
     <w:semiHidden/>
     <w:unhideWhenUsed/>
     <w:qFormat/>
-    <w:rsid w:val="0012577B"/>
+    <w:rsid w:val="004C00A9"/>
     <w:pPr>
       <w:keepNext/>
       <w:keepLines/>
@@ -1295,7 +1364,7 @@
     <w:semiHidden/>
     <w:unhideWhenUsed/>
     <w:qFormat/>
-    <w:rsid w:val="0012577B"/>
+    <w:rsid w:val="004C00A9"/>
     <w:pPr>
       <w:keepNext/>
       <w:keepLines/>
@@ -1339,7 +1408,7 @@
     <w:basedOn w:val="DefaultParagraphFont"/>
     <w:link w:val="Heading1"/>
     <w:uiPriority w:val="9"/>
-    <w:rsid w:val="0012577B"/>
+    <w:rsid w:val="004C00A9"/>
     <w:rPr>
       <w:rFonts w:asciiTheme="majorHAnsi" w:eastAsiaTheme="majorEastAsia" w:hAnsiTheme="majorHAnsi" w:cstheme="majorBidi"/>
       <w:color w:val="0F4761" w:themeColor="accent1" w:themeShade="BF"/>
@@ -1352,8 +1421,7 @@
     <w:basedOn w:val="DefaultParagraphFont"/>
     <w:link w:val="Heading2"/>
     <w:uiPriority w:val="9"/>
-    <w:semiHidden/>
-    <w:rsid w:val="0012577B"/>
+    <w:rsid w:val="004C00A9"/>
     <w:rPr>
       <w:rFonts w:asciiTheme="majorHAnsi" w:eastAsiaTheme="majorEastAsia" w:hAnsiTheme="majorHAnsi" w:cstheme="majorBidi"/>
       <w:color w:val="0F4761" w:themeColor="accent1" w:themeShade="BF"/>
@@ -1366,7 +1434,7 @@
     <w:basedOn w:val="DefaultParagraphFont"/>
     <w:link w:val="Heading3"/>
     <w:uiPriority w:val="9"/>
-    <w:rsid w:val="0012577B"/>
+    <w:rsid w:val="004C00A9"/>
     <w:rPr>
       <w:rFonts w:eastAsiaTheme="majorEastAsia" w:cstheme="majorBidi"/>
       <w:color w:val="0F4761" w:themeColor="accent1" w:themeShade="BF"/>
@@ -1379,7 +1447,8 @@
     <w:basedOn w:val="DefaultParagraphFont"/>
     <w:link w:val="Heading4"/>
     <w:uiPriority w:val="9"/>
-    <w:rsid w:val="0012577B"/>
+    <w:semiHidden/>
+    <w:rsid w:val="004C00A9"/>
     <w:rPr>
       <w:rFonts w:eastAsiaTheme="majorEastAsia" w:cstheme="majorBidi"/>
       <w:i/>
@@ -1393,7 +1462,7 @@
     <w:link w:val="Heading5"/>
     <w:uiPriority w:val="9"/>
     <w:semiHidden/>
-    <w:rsid w:val="0012577B"/>
+    <w:rsid w:val="004C00A9"/>
     <w:rPr>
       <w:rFonts w:eastAsiaTheme="majorEastAsia" w:cstheme="majorBidi"/>
       <w:color w:val="0F4761" w:themeColor="accent1" w:themeShade="BF"/>
@@ -1405,7 +1474,7 @@
     <w:link w:val="Heading6"/>
     <w:uiPriority w:val="9"/>
     <w:semiHidden/>
-    <w:rsid w:val="0012577B"/>
+    <w:rsid w:val="004C00A9"/>
     <w:rPr>
       <w:rFonts w:eastAsiaTheme="majorEastAsia" w:cstheme="majorBidi"/>
       <w:i/>
@@ -1419,7 +1488,7 @@
     <w:link w:val="Heading7"/>
     <w:uiPriority w:val="9"/>
     <w:semiHidden/>
-    <w:rsid w:val="0012577B"/>
+    <w:rsid w:val="004C00A9"/>
     <w:rPr>
       <w:rFonts w:eastAsiaTheme="majorEastAsia" w:cstheme="majorBidi"/>
       <w:color w:val="595959" w:themeColor="text1" w:themeTint="A6"/>
@@ -1431,7 +1500,7 @@
     <w:link w:val="Heading8"/>
     <w:uiPriority w:val="9"/>
     <w:semiHidden/>
-    <w:rsid w:val="0012577B"/>
+    <w:rsid w:val="004C00A9"/>
     <w:rPr>
       <w:rFonts w:eastAsiaTheme="majorEastAsia" w:cstheme="majorBidi"/>
       <w:i/>
@@ -1445,7 +1514,7 @@
     <w:link w:val="Heading9"/>
     <w:uiPriority w:val="9"/>
     <w:semiHidden/>
-    <w:rsid w:val="0012577B"/>
+    <w:rsid w:val="004C00A9"/>
     <w:rPr>
       <w:rFonts w:eastAsiaTheme="majorEastAsia" w:cstheme="majorBidi"/>
       <w:color w:val="272727" w:themeColor="text1" w:themeTint="D8"/>
@@ -1458,7 +1527,7 @@
     <w:link w:val="TitleChar"/>
     <w:uiPriority w:val="10"/>
     <w:qFormat/>
-    <w:rsid w:val="0012577B"/>
+    <w:rsid w:val="004C00A9"/>
     <w:pPr>
       <w:spacing w:after="80" w:line="240" w:lineRule="auto"/>
       <w:contextualSpacing/>
@@ -1476,7 +1545,7 @@
     <w:basedOn w:val="DefaultParagraphFont"/>
     <w:link w:val="Title"/>
     <w:uiPriority w:val="10"/>
-    <w:rsid w:val="0012577B"/>
+    <w:rsid w:val="004C00A9"/>
     <w:rPr>
       <w:rFonts w:asciiTheme="majorHAnsi" w:eastAsiaTheme="majorEastAsia" w:hAnsiTheme="majorHAnsi" w:cstheme="majorBidi"/>
       <w:spacing w:val="-10"/>
@@ -1492,7 +1561,7 @@
     <w:link w:val="SubtitleChar"/>
     <w:uiPriority w:val="11"/>
     <w:qFormat/>
-    <w:rsid w:val="0012577B"/>
+    <w:rsid w:val="004C00A9"/>
     <w:pPr>
       <w:numPr>
         <w:ilvl w:val="1"/>
@@ -1511,7 +1580,7 @@
     <w:basedOn w:val="DefaultParagraphFont"/>
     <w:link w:val="Subtitle"/>
     <w:uiPriority w:val="11"/>
-    <w:rsid w:val="0012577B"/>
+    <w:rsid w:val="004C00A9"/>
     <w:rPr>
       <w:rFonts w:eastAsiaTheme="majorEastAsia" w:cstheme="majorBidi"/>
       <w:color w:val="595959" w:themeColor="text1" w:themeTint="A6"/>
@@ -1527,7 +1596,7 @@
     <w:link w:val="QuoteChar"/>
     <w:uiPriority w:val="29"/>
     <w:qFormat/>
-    <w:rsid w:val="0012577B"/>
+    <w:rsid w:val="004C00A9"/>
     <w:pPr>
       <w:spacing w:before="160"/>
       <w:jc w:val="center"/>
@@ -1543,7 +1612,7 @@
     <w:basedOn w:val="DefaultParagraphFont"/>
     <w:link w:val="Quote"/>
     <w:uiPriority w:val="29"/>
-    <w:rsid w:val="0012577B"/>
+    <w:rsid w:val="004C00A9"/>
     <w:rPr>
       <w:i/>
       <w:iCs/>
@@ -1555,7 +1624,7 @@
     <w:basedOn w:val="Normal"/>
     <w:uiPriority w:val="34"/>
     <w:qFormat/>
-    <w:rsid w:val="0012577B"/>
+    <w:rsid w:val="004C00A9"/>
     <w:pPr>
       <w:ind w:left="720"/>
       <w:contextualSpacing/>
@@ -1566,7 +1635,7 @@
     <w:basedOn w:val="DefaultParagraphFont"/>
     <w:uiPriority w:val="21"/>
     <w:qFormat/>
-    <w:rsid w:val="0012577B"/>
+    <w:rsid w:val="004C00A9"/>
     <w:rPr>
       <w:i/>
       <w:iCs/>
@@ -1580,7 +1649,7 @@
     <w:link w:val="IntenseQuoteChar"/>
     <w:uiPriority w:val="30"/>
     <w:qFormat/>
-    <w:rsid w:val="0012577B"/>
+    <w:rsid w:val="004C00A9"/>
     <w:pPr>
       <w:pBdr>
         <w:top w:val="single" w:sz="4" w:space="10" w:color="0F4761" w:themeColor="accent1" w:themeShade="BF"/>
@@ -1601,7 +1670,7 @@
     <w:basedOn w:val="DefaultParagraphFont"/>
     <w:link w:val="IntenseQuote"/>
     <w:uiPriority w:val="30"/>
-    <w:rsid w:val="0012577B"/>
+    <w:rsid w:val="004C00A9"/>
     <w:rPr>
       <w:i/>
       <w:iCs/>
@@ -1613,7 +1682,7 @@
     <w:basedOn w:val="DefaultParagraphFont"/>
     <w:uiPriority w:val="32"/>
     <w:qFormat/>
-    <w:rsid w:val="0012577B"/>
+    <w:rsid w:val="004C00A9"/>
     <w:rPr>
       <w:b/>
       <w:bCs/>
@@ -1628,7 +1697,7 @@
     <w:uiPriority w:val="99"/>
     <w:semiHidden/>
     <w:unhideWhenUsed/>
-    <w:rsid w:val="00B627FF"/>
+    <w:rsid w:val="004C00A9"/>
     <w:pPr>
       <w:spacing w:before="100" w:beforeAutospacing="1" w:after="100" w:afterAutospacing="1" w:line="240" w:lineRule="auto"/>
     </w:pPr>
